--- a/email.docx
+++ b/email.docx
@@ -34,7 +34,23 @@
         <w:rPr>
           <w:color w:val="000000"/>
         </w:rPr>
-        <w:t> – Our IT coworkers to review &amp; recertify all firewall rules so that we have a full understanding of our attack surface area. Please access the sharepoint list linked in this email to recertify your rules.  The list has a simple drop-down option in the Recertification Field:</w:t>
+        <w:t xml:space="preserve"> – Our IT coworkers to review &amp; recertify all firewall rules so that we have a full understanding of our attack surface area. Please access the </w:t>
+      </w:r>
+      <w:proofErr w:type="spellStart"/>
+      <w:proofErr w:type="gramStart"/>
+      <w:r>
+        <w:rPr>
+          <w:color w:val="000000"/>
+        </w:rPr>
+        <w:t>sharepoint</w:t>
+      </w:r>
+      <w:proofErr w:type="spellEnd"/>
+      <w:proofErr w:type="gramEnd"/>
+      <w:r>
+        <w:rPr>
+          <w:color w:val="000000"/>
+        </w:rPr>
+        <w:t xml:space="preserve"> list linked in this email to recertify your rules.  The list has a simple drop-down option in the Recertification Field:</w:t>
       </w:r>
     </w:p>
     <w:p>
@@ -108,7 +124,27 @@
           <w:sz w:val="24"/>
           <w:szCs w:val="24"/>
         </w:rPr>
-        <w:t xml:space="preserve"> – Use this option for rules that are necessary for disaster recovery, but may not be used frequently.</w:t>
+        <w:t xml:space="preserve"> – Use this option for rules that are necessary for disaster </w:t>
+      </w:r>
+      <w:proofErr w:type="gramStart"/>
+      <w:r>
+        <w:rPr>
+          <w:rFonts w:eastAsia="Times New Roman"/>
+          <w:color w:val="000000"/>
+          <w:sz w:val="24"/>
+          <w:szCs w:val="24"/>
+        </w:rPr>
+        <w:t>recovery, but</w:t>
+      </w:r>
+      <w:proofErr w:type="gramEnd"/>
+      <w:r>
+        <w:rPr>
+          <w:rFonts w:eastAsia="Times New Roman"/>
+          <w:color w:val="000000"/>
+          <w:sz w:val="24"/>
+          <w:szCs w:val="24"/>
+        </w:rPr>
+        <w:t xml:space="preserve"> may not be used frequently.</w:t>
       </w:r>
     </w:p>
     <w:p>
@@ -178,7 +214,27 @@
           <w:sz w:val="24"/>
           <w:szCs w:val="24"/>
         </w:rPr>
-        <w:t xml:space="preserve"> – If you are unsure which option to select, please attend office hours. A list of office hours times and links are at the bottom of this message.</w:t>
+        <w:t xml:space="preserve"> – If you are unsure which option to select, please attend office hours. A list of office </w:t>
+      </w:r>
+      <w:proofErr w:type="gramStart"/>
+      <w:r>
+        <w:rPr>
+          <w:rFonts w:eastAsia="Times New Roman"/>
+          <w:color w:val="000000"/>
+          <w:sz w:val="24"/>
+          <w:szCs w:val="24"/>
+        </w:rPr>
+        <w:t>hours</w:t>
+      </w:r>
+      <w:proofErr w:type="gramEnd"/>
+      <w:r>
+        <w:rPr>
+          <w:rFonts w:eastAsia="Times New Roman"/>
+          <w:color w:val="000000"/>
+          <w:sz w:val="24"/>
+          <w:szCs w:val="24"/>
+        </w:rPr>
+        <w:t xml:space="preserve"> times and links are at the bottom of this message.</w:t>
       </w:r>
     </w:p>
     <w:p>
@@ -196,7 +252,25 @@
           <w:sz w:val="24"/>
           <w:szCs w:val="24"/>
         </w:rPr>
-        <w:t xml:space="preserve">Please respond to this request and update your assigned rules within one week.  You may receive multiple emails for different groups of rules due to limitations of sharepoint lists. </w:t>
+        <w:t xml:space="preserve">Please respond to this request and update your assigned rules within one week.  You may receive multiple emails for different groups of rules due to limitations of </w:t>
+      </w:r>
+      <w:proofErr w:type="spellStart"/>
+      <w:r>
+        <w:rPr>
+          <w:color w:val="000000"/>
+          <w:sz w:val="24"/>
+          <w:szCs w:val="24"/>
+        </w:rPr>
+        <w:t>sharepoint</w:t>
+      </w:r>
+      <w:proofErr w:type="spellEnd"/>
+      <w:r>
+        <w:rPr>
+          <w:color w:val="000000"/>
+          <w:sz w:val="24"/>
+          <w:szCs w:val="24"/>
+        </w:rPr>
+        <w:t xml:space="preserve"> lists. </w:t>
       </w:r>
       <w:r>
         <w:rPr>
@@ -334,7 +408,21 @@
                     <w:rPr>
                       <w:color w:val="000000"/>
                     </w:rPr>
-                    <w:t>Here are a brief points that signal the drivers for this effort:</w:t>
+                    <w:t xml:space="preserve">Here are a </w:t>
+                  </w:r>
+                  <w:proofErr w:type="gramStart"/>
+                  <w:r>
+                    <w:rPr>
+                      <w:color w:val="000000"/>
+                    </w:rPr>
+                    <w:t>brief points</w:t>
+                  </w:r>
+                  <w:proofErr w:type="gramEnd"/>
+                  <w:r>
+                    <w:rPr>
+                      <w:color w:val="000000"/>
+                    </w:rPr>
+                    <w:t xml:space="preserve"> that signal the drivers for this effort:</w:t>
                   </w:r>
                 </w:p>
                 <w:p>
@@ -519,7 +607,23 @@
           <w:b/>
           <w:bCs/>
         </w:rPr>
-        <w:t>How to Recertify your Applications:</w:t>
+        <w:t xml:space="preserve">How to Recertify your </w:t>
+      </w:r>
+      <w:proofErr w:type="gramStart"/>
+      <w:r>
+        <w:rPr>
+          <w:b/>
+          <w:bCs/>
+        </w:rPr>
+        <w:t>Applications</w:t>
+      </w:r>
+      <w:proofErr w:type="gramEnd"/>
+      <w:r>
+        <w:rPr>
+          <w:b/>
+          <w:bCs/>
+        </w:rPr>
+        <w:t>:</w:t>
       </w:r>
     </w:p>
     <w:p>
@@ -542,7 +646,25 @@
           <w:szCs w:val="24"/>
         </w:rPr>
         <w:lastRenderedPageBreak/>
-        <w:t>Open the sharepoint list linked above</w:t>
+        <w:t xml:space="preserve">Open the </w:t>
+      </w:r>
+      <w:proofErr w:type="spellStart"/>
+      <w:r>
+        <w:rPr>
+          <w:rFonts w:eastAsia="Times New Roman"/>
+          <w:sz w:val="24"/>
+          <w:szCs w:val="24"/>
+        </w:rPr>
+        <w:t>sharepoint</w:t>
+      </w:r>
+      <w:proofErr w:type="spellEnd"/>
+      <w:r>
+        <w:rPr>
+          <w:rFonts w:eastAsia="Times New Roman"/>
+          <w:sz w:val="24"/>
+          <w:szCs w:val="24"/>
+        </w:rPr>
+        <w:t xml:space="preserve"> list linked above</w:t>
       </w:r>
     </w:p>
     <w:p>
@@ -574,10 +696,10 @@
           <w:szCs w:val="24"/>
         </w:rPr>
         <w:drawing>
-          <wp:inline distT="0" distB="0" distL="0" distR="0" wp14:anchorId="42333B8B" wp14:editId="537C172A">
+          <wp:inline distT="0" distB="0" distL="0" distR="0" wp14:anchorId="1B260E83" wp14:editId="0260DFDF">
             <wp:extent cx="942975" cy="285750"/>
             <wp:effectExtent l="0" t="0" r="9525" b="0"/>
-            <wp:docPr id="857973789" name="Picture 5"/>
+            <wp:docPr id="1359380759" name="Picture 13"/>
             <wp:cNvGraphicFramePr>
               <a:graphicFrameLocks xmlns:a="http://schemas.openxmlformats.org/drawingml/2006/main" noChangeAspect="1"/>
             </wp:cNvGraphicFramePr>
@@ -698,10 +820,10 @@
           <w:noProof/>
         </w:rPr>
         <w:drawing>
-          <wp:inline distT="0" distB="0" distL="0" distR="0" wp14:anchorId="428010D2" wp14:editId="1558C6FC">
+          <wp:inline distT="0" distB="0" distL="0" distR="0" wp14:anchorId="1E076DD7" wp14:editId="445EC7CE">
             <wp:extent cx="1914525" cy="2600325"/>
             <wp:effectExtent l="0" t="0" r="9525" b="9525"/>
-            <wp:docPr id="22396591" name="Picture 4"/>
+            <wp:docPr id="72536740" name="Picture 12"/>
             <wp:cNvGraphicFramePr>
               <a:graphicFrameLocks xmlns:a="http://schemas.openxmlformats.org/drawingml/2006/main" noChangeAspect="1"/>
             </wp:cNvGraphicFramePr>
@@ -776,10 +898,10 @@
           <w:szCs w:val="24"/>
         </w:rPr>
         <w:drawing>
-          <wp:inline distT="0" distB="0" distL="0" distR="0" wp14:anchorId="46123383" wp14:editId="1C6F1B2F">
+          <wp:inline distT="0" distB="0" distL="0" distR="0" wp14:anchorId="1E0D9811" wp14:editId="66984C1A">
             <wp:extent cx="304800" cy="228600"/>
             <wp:effectExtent l="0" t="0" r="0" b="0"/>
-            <wp:docPr id="991970341" name="Picture 3"/>
+            <wp:docPr id="660227942" name="Picture 11"/>
             <wp:cNvGraphicFramePr>
               <a:graphicFrameLocks xmlns:a="http://schemas.openxmlformats.org/drawingml/2006/main" noChangeAspect="1"/>
             </wp:cNvGraphicFramePr>
@@ -868,10 +990,10 @@
           <w:noProof/>
         </w:rPr>
         <w:drawing>
-          <wp:inline distT="0" distB="0" distL="0" distR="0" wp14:anchorId="434EFFA8" wp14:editId="7081A114">
+          <wp:inline distT="0" distB="0" distL="0" distR="0" wp14:anchorId="0A8F782E" wp14:editId="169F6CAE">
             <wp:extent cx="3429000" cy="1876425"/>
             <wp:effectExtent l="0" t="0" r="0" b="9525"/>
-            <wp:docPr id="1664522875" name="Picture 2"/>
+            <wp:docPr id="442334195" name="Picture 10"/>
             <wp:cNvGraphicFramePr>
               <a:graphicFrameLocks xmlns:a="http://schemas.openxmlformats.org/drawingml/2006/main" noChangeAspect="1"/>
             </wp:cNvGraphicFramePr>
@@ -980,7 +1102,25 @@
           <w:sz w:val="24"/>
           <w:szCs w:val="24"/>
         </w:rPr>
-        <w:t>Cleanup / Remove -&gt;  This rule will be disabled and deleted later via CRQs.</w:t>
+        <w:t>Cleanup / Remove -</w:t>
+      </w:r>
+      <w:proofErr w:type="gramStart"/>
+      <w:r>
+        <w:rPr>
+          <w:rFonts w:eastAsia="Times New Roman"/>
+          <w:sz w:val="24"/>
+          <w:szCs w:val="24"/>
+        </w:rPr>
+        <w:t>&gt;  This</w:t>
+      </w:r>
+      <w:proofErr w:type="gramEnd"/>
+      <w:r>
+        <w:rPr>
+          <w:rFonts w:eastAsia="Times New Roman"/>
+          <w:sz w:val="24"/>
+          <w:szCs w:val="24"/>
+        </w:rPr>
+        <w:t xml:space="preserve"> rule will be disabled and deleted later via CRQs.</w:t>
       </w:r>
     </w:p>
     <w:p>
@@ -1002,7 +1142,43 @@
           <w:sz w:val="24"/>
           <w:szCs w:val="24"/>
         </w:rPr>
-        <w:t>Need Assistance  -&gt; Network Protection Services (NPS) will reach out to you and provide assistance. Alternatively, you can join Office Hours for support.</w:t>
+        <w:t xml:space="preserve">Need </w:t>
+      </w:r>
+      <w:proofErr w:type="gramStart"/>
+      <w:r>
+        <w:rPr>
+          <w:rFonts w:eastAsia="Times New Roman"/>
+          <w:sz w:val="24"/>
+          <w:szCs w:val="24"/>
+        </w:rPr>
+        <w:t>Assistance  -</w:t>
+      </w:r>
+      <w:proofErr w:type="gramEnd"/>
+      <w:r>
+        <w:rPr>
+          <w:rFonts w:eastAsia="Times New Roman"/>
+          <w:sz w:val="24"/>
+          <w:szCs w:val="24"/>
+        </w:rPr>
+        <w:t xml:space="preserve">&gt; Network Protection Services (NPS) will reach out to you and </w:t>
+      </w:r>
+      <w:proofErr w:type="gramStart"/>
+      <w:r>
+        <w:rPr>
+          <w:rFonts w:eastAsia="Times New Roman"/>
+          <w:sz w:val="24"/>
+          <w:szCs w:val="24"/>
+        </w:rPr>
+        <w:t>provide assistance</w:t>
+      </w:r>
+      <w:proofErr w:type="gramEnd"/>
+      <w:r>
+        <w:rPr>
+          <w:rFonts w:eastAsia="Times New Roman"/>
+          <w:sz w:val="24"/>
+          <w:szCs w:val="24"/>
+        </w:rPr>
+        <w:t>. Alternatively, you can join Office Hours for support.</w:t>
       </w:r>
     </w:p>
     <w:p>
@@ -1054,7 +1230,25 @@
           <w:sz w:val="24"/>
           <w:szCs w:val="24"/>
         </w:rPr>
-        <w:t>I can’t access the recertification pick list or I can’t access the list at all.</w:t>
+        <w:t xml:space="preserve">I can’t access the recertification pick </w:t>
+      </w:r>
+      <w:proofErr w:type="gramStart"/>
+      <w:r>
+        <w:rPr>
+          <w:rFonts w:eastAsia="Times New Roman"/>
+          <w:sz w:val="24"/>
+          <w:szCs w:val="24"/>
+        </w:rPr>
+        <w:t>list</w:t>
+      </w:r>
+      <w:proofErr w:type="gramEnd"/>
+      <w:r>
+        <w:rPr>
+          <w:rFonts w:eastAsia="Times New Roman"/>
+          <w:sz w:val="24"/>
+          <w:szCs w:val="24"/>
+        </w:rPr>
+        <w:t xml:space="preserve"> or I can’t access the list at all.</w:t>
       </w:r>
     </w:p>
     <w:p>
@@ -1236,10 +1430,10 @@
             <w:shd w:val="clear" w:color="auto" w:fill="F3F2F1"/>
           </w:rPr>
           <w:drawing>
-            <wp:inline distT="0" distB="0" distL="0" distR="0" wp14:anchorId="48B2AC6B" wp14:editId="5B35A9B5">
+            <wp:inline distT="0" distB="0" distL="0" distR="0" wp14:anchorId="3D02326F" wp14:editId="70078698">
               <wp:extent cx="152400" cy="152400"/>
               <wp:effectExtent l="0" t="0" r="0" b="0"/>
-              <wp:docPr id="254402473" name="Picture 1" descr="​docx icon"/>
+              <wp:docPr id="609776427" name="Picture 9" descr="​docx icon"/>
               <wp:cNvGraphicFramePr>
                 <a:graphicFrameLocks xmlns:a="http://schemas.openxmlformats.org/drawingml/2006/main" noChangeAspect="1"/>
               </wp:cNvGraphicFramePr>
@@ -1294,11 +1488,1402 @@
         </w:r>
       </w:hyperlink>
     </w:p>
+    <w:p>
+      <w:pPr>
+        <w:pStyle w:val="NormalWeb"/>
+      </w:pPr>
+    </w:p>
+    <w:p>
+      <w:pPr>
+        <w:pStyle w:val="NormalWeb"/>
+        <w:spacing w:before="0" w:beforeAutospacing="0" w:after="0" w:afterAutospacing="0"/>
+        <w:rPr>
+          <w:b/>
+          <w:bCs/>
+          <w:sz w:val="22"/>
+          <w:szCs w:val="22"/>
+        </w:rPr>
+      </w:pPr>
+      <w:r>
+        <w:rPr>
+          <w:sz w:val="22"/>
+          <w:szCs w:val="22"/>
+        </w:rPr>
+        <w:br/>
+      </w:r>
+      <w:r>
+        <w:rPr>
+          <w:sz w:val="22"/>
+          <w:szCs w:val="22"/>
+        </w:rPr>
+        <w:br/>
+      </w:r>
+      <w:r>
+        <w:rPr>
+          <w:b/>
+          <w:bCs/>
+          <w:sz w:val="22"/>
+          <w:szCs w:val="22"/>
+        </w:rPr>
+        <w:t>OFFICE HOURS:</w:t>
+      </w:r>
+    </w:p>
+    <w:p>
+      <w:pPr>
+        <w:pStyle w:val="NormalWeb"/>
+        <w:spacing w:before="0" w:beforeAutospacing="0" w:after="0" w:afterAutospacing="0"/>
+        <w:rPr>
+          <w:color w:val="000000"/>
+        </w:rPr>
+      </w:pPr>
+      <w:r>
+        <w:rPr>
+          <w:color w:val="1F497D"/>
+          <w:sz w:val="22"/>
+          <w:szCs w:val="22"/>
+        </w:rPr>
+        <w:t> </w:t>
+      </w:r>
+    </w:p>
+    <w:p>
+      <w:r>
+        <w:t>AFTERNOON 2-3PM (Monday, Tuesday, Wednesday and Thursday)</w:t>
+      </w:r>
+    </w:p>
+    <w:p>
+      <w:pPr>
+        <w:rPr>
+          <w:rFonts w:ascii="Segoe UI" w:hAnsi="Segoe UI" w:cs="Segoe UI"/>
+          <w:color w:val="242424"/>
+        </w:rPr>
+      </w:pPr>
+      <w:r>
+        <w:rPr>
+          <w:rStyle w:val="me-email-text"/>
+          <w:rFonts w:ascii="Segoe UI" w:hAnsi="Segoe UI" w:cs="Segoe UI"/>
+          <w:b/>
+          <w:bCs/>
+          <w:color w:val="242424"/>
+          <w:sz w:val="30"/>
+          <w:szCs w:val="30"/>
+        </w:rPr>
+        <w:t>Microsoft Teams meeting</w:t>
+      </w:r>
+      <w:r>
+        <w:rPr>
+          <w:rFonts w:ascii="Segoe UI" w:hAnsi="Segoe UI" w:cs="Segoe UI"/>
+          <w:color w:val="242424"/>
+        </w:rPr>
+        <w:t xml:space="preserve"> </w:t>
+      </w:r>
+    </w:p>
+    <w:p>
+      <w:pPr>
+        <w:rPr>
+          <w:rFonts w:ascii="Segoe UI" w:hAnsi="Segoe UI" w:cs="Segoe UI"/>
+          <w:color w:val="242424"/>
+        </w:rPr>
+      </w:pPr>
+      <w:r>
+        <w:rPr>
+          <w:rStyle w:val="me-email-text"/>
+          <w:rFonts w:ascii="Segoe UI" w:hAnsi="Segoe UI" w:cs="Segoe UI"/>
+          <w:b/>
+          <w:bCs/>
+          <w:color w:val="242424"/>
+          <w:sz w:val="30"/>
+          <w:szCs w:val="30"/>
+        </w:rPr>
+        <w:t xml:space="preserve">Join: </w:t>
+      </w:r>
+      <w:hyperlink r:id="rId18" w:tooltip="Meeting join" w:history="1">
+        <w:r>
+          <w:rPr>
+            <w:rStyle w:val="Hyperlink"/>
+            <w:rFonts w:ascii="Segoe UI" w:hAnsi="Segoe UI" w:cs="Segoe UI"/>
+            <w:color w:val="5B5FC7"/>
+            <w:sz w:val="30"/>
+            <w:szCs w:val="30"/>
+          </w:rPr>
+          <w:t>https://teams.microsoft.com/meet/237151648973835?p=oqRjctCrmJ53CH9QpF</w:t>
+        </w:r>
+      </w:hyperlink>
+      <w:r>
+        <w:rPr>
+          <w:rFonts w:ascii="Segoe UI" w:hAnsi="Segoe UI" w:cs="Segoe UI"/>
+          <w:color w:val="242424"/>
+        </w:rPr>
+        <w:t xml:space="preserve"> </w:t>
+      </w:r>
+    </w:p>
+    <w:p>
+      <w:pPr>
+        <w:rPr>
+          <w:rFonts w:ascii="Segoe UI" w:hAnsi="Segoe UI" w:cs="Segoe UI"/>
+          <w:color w:val="242424"/>
+        </w:rPr>
+      </w:pPr>
+      <w:r>
+        <w:rPr>
+          <w:rStyle w:val="me-email-text-secondary"/>
+          <w:rFonts w:ascii="Segoe UI" w:hAnsi="Segoe UI" w:cs="Segoe UI"/>
+          <w:color w:val="616161"/>
+          <w:sz w:val="21"/>
+          <w:szCs w:val="21"/>
+        </w:rPr>
+        <w:t xml:space="preserve">Meeting ID: </w:t>
+      </w:r>
+      <w:r>
+        <w:rPr>
+          <w:rStyle w:val="me-email-text"/>
+          <w:rFonts w:ascii="Segoe UI" w:hAnsi="Segoe UI" w:cs="Segoe UI"/>
+          <w:color w:val="242424"/>
+          <w:sz w:val="21"/>
+          <w:szCs w:val="21"/>
+        </w:rPr>
+        <w:t>237 151 648 973 835</w:t>
+      </w:r>
+      <w:r>
+        <w:rPr>
+          <w:rFonts w:ascii="Segoe UI" w:hAnsi="Segoe UI" w:cs="Segoe UI"/>
+          <w:color w:val="242424"/>
+        </w:rPr>
+        <w:t xml:space="preserve"> </w:t>
+      </w:r>
+    </w:p>
+    <w:p>
+      <w:pPr>
+        <w:rPr>
+          <w:rFonts w:ascii="Segoe UI" w:hAnsi="Segoe UI" w:cs="Segoe UI"/>
+          <w:color w:val="242424"/>
+        </w:rPr>
+      </w:pPr>
+      <w:r>
+        <w:rPr>
+          <w:rStyle w:val="me-email-text-secondary"/>
+          <w:rFonts w:ascii="Segoe UI" w:hAnsi="Segoe UI" w:cs="Segoe UI"/>
+          <w:color w:val="616161"/>
+          <w:sz w:val="21"/>
+          <w:szCs w:val="21"/>
+        </w:rPr>
+        <w:t xml:space="preserve">Passcode: </w:t>
+      </w:r>
+      <w:r>
+        <w:rPr>
+          <w:rStyle w:val="me-email-text"/>
+          <w:rFonts w:ascii="Segoe UI" w:hAnsi="Segoe UI" w:cs="Segoe UI"/>
+          <w:color w:val="242424"/>
+          <w:sz w:val="21"/>
+          <w:szCs w:val="21"/>
+        </w:rPr>
+        <w:t>e2fU6RY6</w:t>
+      </w:r>
+      <w:r>
+        <w:rPr>
+          <w:rFonts w:ascii="Segoe UI" w:hAnsi="Segoe UI" w:cs="Segoe UI"/>
+          <w:color w:val="242424"/>
+        </w:rPr>
+        <w:t xml:space="preserve"> </w:t>
+      </w:r>
+    </w:p>
+    <w:p>
+      <w:pPr>
+        <w:jc w:val="center"/>
+        <w:rPr>
+          <w:rFonts w:ascii="Segoe UI" w:eastAsia="Times New Roman" w:hAnsi="Segoe UI" w:cs="Segoe UI"/>
+          <w:color w:val="242424"/>
+        </w:rPr>
+      </w:pPr>
+      <w:r>
+        <w:rPr>
+          <w:rFonts w:ascii="Segoe UI" w:eastAsia="Times New Roman" w:hAnsi="Segoe UI" w:cs="Segoe UI"/>
+          <w:color w:val="242424"/>
+        </w:rPr>
+        <w:pict w14:anchorId="1855AF3B">
+          <v:rect id="_x0000_i1040" style="width:468pt;height:.5pt" o:hralign="center" o:hrstd="t" o:hr="t" fillcolor="#a0a0a0" stroked="f"/>
+        </w:pict>
+      </w:r>
+    </w:p>
+    <w:p>
+      <w:pPr>
+        <w:rPr>
+          <w:rFonts w:ascii="Segoe UI" w:hAnsi="Segoe UI" w:cs="Segoe UI"/>
+          <w:color w:val="242424"/>
+        </w:rPr>
+      </w:pPr>
+      <w:hyperlink r:id="rId19" w:history="1">
+        <w:r>
+          <w:rPr>
+            <w:rStyle w:val="Hyperlink"/>
+            <w:rFonts w:ascii="Segoe UI" w:hAnsi="Segoe UI" w:cs="Segoe UI"/>
+            <w:color w:val="5B5FC7"/>
+            <w:sz w:val="21"/>
+            <w:szCs w:val="21"/>
+          </w:rPr>
+          <w:t>Need help?</w:t>
+        </w:r>
+      </w:hyperlink>
+      <w:r>
+        <w:rPr>
+          <w:rFonts w:ascii="Segoe UI" w:hAnsi="Segoe UI" w:cs="Segoe UI"/>
+          <w:color w:val="242424"/>
+        </w:rPr>
+        <w:t xml:space="preserve"> </w:t>
+      </w:r>
+      <w:r>
+        <w:rPr>
+          <w:rFonts w:ascii="Segoe UI" w:hAnsi="Segoe UI" w:cs="Segoe UI"/>
+          <w:color w:val="616161"/>
+        </w:rPr>
+        <w:t>|</w:t>
+      </w:r>
+      <w:r>
+        <w:rPr>
+          <w:rFonts w:ascii="Segoe UI" w:hAnsi="Segoe UI" w:cs="Segoe UI"/>
+          <w:color w:val="242424"/>
+        </w:rPr>
+        <w:t xml:space="preserve"> </w:t>
+      </w:r>
+      <w:hyperlink r:id="rId20" w:history="1">
+        <w:r>
+          <w:rPr>
+            <w:rStyle w:val="Hyperlink"/>
+            <w:rFonts w:ascii="Segoe UI" w:hAnsi="Segoe UI" w:cs="Segoe UI"/>
+            <w:color w:val="5B5FC7"/>
+            <w:sz w:val="21"/>
+            <w:szCs w:val="21"/>
+          </w:rPr>
+          <w:t>System reference</w:t>
+        </w:r>
+      </w:hyperlink>
+      <w:r>
+        <w:rPr>
+          <w:rFonts w:ascii="Segoe UI" w:hAnsi="Segoe UI" w:cs="Segoe UI"/>
+          <w:color w:val="242424"/>
+        </w:rPr>
+        <w:t xml:space="preserve"> </w:t>
+      </w:r>
+    </w:p>
+    <w:p>
+      <w:pPr>
+        <w:rPr>
+          <w:rFonts w:ascii="Segoe UI" w:hAnsi="Segoe UI" w:cs="Segoe UI"/>
+          <w:color w:val="242424"/>
+        </w:rPr>
+      </w:pPr>
+      <w:r>
+        <w:rPr>
+          <w:rStyle w:val="me-email-text"/>
+          <w:rFonts w:ascii="Segoe UI" w:hAnsi="Segoe UI" w:cs="Segoe UI"/>
+          <w:b/>
+          <w:bCs/>
+          <w:color w:val="242424"/>
+        </w:rPr>
+        <w:t>Dial in by phone</w:t>
+      </w:r>
+      <w:r>
+        <w:rPr>
+          <w:rFonts w:ascii="Segoe UI" w:hAnsi="Segoe UI" w:cs="Segoe UI"/>
+          <w:color w:val="242424"/>
+        </w:rPr>
+        <w:t xml:space="preserve"> </w:t>
+      </w:r>
+    </w:p>
+    <w:p>
+      <w:pPr>
+        <w:rPr>
+          <w:rFonts w:ascii="Segoe UI" w:hAnsi="Segoe UI" w:cs="Segoe UI"/>
+          <w:color w:val="242424"/>
+        </w:rPr>
+      </w:pPr>
+      <w:hyperlink r:id="rId21" w:history="1">
+        <w:r>
+          <w:rPr>
+            <w:rStyle w:val="Hyperlink"/>
+            <w:rFonts w:ascii="Segoe UI" w:hAnsi="Segoe UI" w:cs="Segoe UI"/>
+            <w:color w:val="5B5FC7"/>
+            <w:sz w:val="21"/>
+            <w:szCs w:val="21"/>
+          </w:rPr>
+          <w:t>+1 415-906-</w:t>
+        </w:r>
+        <w:proofErr w:type="gramStart"/>
+        <w:r>
+          <w:rPr>
+            <w:rStyle w:val="Hyperlink"/>
+            <w:rFonts w:ascii="Segoe UI" w:hAnsi="Segoe UI" w:cs="Segoe UI"/>
+            <w:color w:val="5B5FC7"/>
+            <w:sz w:val="21"/>
+            <w:szCs w:val="21"/>
+          </w:rPr>
+          <w:t>0873,,</w:t>
+        </w:r>
+        <w:proofErr w:type="gramEnd"/>
+        <w:r>
+          <w:rPr>
+            <w:rStyle w:val="Hyperlink"/>
+            <w:rFonts w:ascii="Segoe UI" w:hAnsi="Segoe UI" w:cs="Segoe UI"/>
+            <w:color w:val="5B5FC7"/>
+            <w:sz w:val="21"/>
+            <w:szCs w:val="21"/>
+          </w:rPr>
+          <w:t>425270707#</w:t>
+        </w:r>
+      </w:hyperlink>
+      <w:r>
+        <w:rPr>
+          <w:rFonts w:ascii="Segoe UI" w:hAnsi="Segoe UI" w:cs="Segoe UI"/>
+          <w:color w:val="242424"/>
+        </w:rPr>
+        <w:t xml:space="preserve"> </w:t>
+      </w:r>
+      <w:r>
+        <w:rPr>
+          <w:rStyle w:val="me-email-text"/>
+          <w:rFonts w:ascii="Segoe UI" w:hAnsi="Segoe UI" w:cs="Segoe UI"/>
+          <w:color w:val="616161"/>
+          <w:sz w:val="21"/>
+          <w:szCs w:val="21"/>
+        </w:rPr>
+        <w:t>United States, San Francisco</w:t>
+      </w:r>
+      <w:r>
+        <w:rPr>
+          <w:rFonts w:ascii="Segoe UI" w:hAnsi="Segoe UI" w:cs="Segoe UI"/>
+          <w:color w:val="242424"/>
+        </w:rPr>
+        <w:t xml:space="preserve"> </w:t>
+      </w:r>
+    </w:p>
+    <w:p>
+      <w:pPr>
+        <w:rPr>
+          <w:rFonts w:ascii="Segoe UI" w:hAnsi="Segoe UI" w:cs="Segoe UI"/>
+          <w:color w:val="242424"/>
+        </w:rPr>
+      </w:pPr>
+      <w:hyperlink r:id="rId22" w:history="1">
+        <w:r>
+          <w:rPr>
+            <w:rStyle w:val="SmartLink"/>
+            <w:rFonts w:ascii="Segoe UI" w:hAnsi="Segoe UI" w:cs="Segoe UI"/>
+            <w:sz w:val="21"/>
+            <w:szCs w:val="21"/>
+          </w:rPr>
+          <w:t>Find a local number</w:t>
+        </w:r>
+      </w:hyperlink>
+      <w:r>
+        <w:rPr>
+          <w:rFonts w:ascii="Segoe UI" w:hAnsi="Segoe UI" w:cs="Segoe UI"/>
+          <w:color w:val="242424"/>
+        </w:rPr>
+        <w:t xml:space="preserve"> </w:t>
+      </w:r>
+    </w:p>
+    <w:p>
+      <w:pPr>
+        <w:rPr>
+          <w:rFonts w:ascii="Segoe UI" w:hAnsi="Segoe UI" w:cs="Segoe UI"/>
+          <w:color w:val="242424"/>
+        </w:rPr>
+      </w:pPr>
+      <w:r>
+        <w:rPr>
+          <w:rStyle w:val="me-email-text-secondary"/>
+          <w:rFonts w:ascii="Segoe UI" w:hAnsi="Segoe UI" w:cs="Segoe UI"/>
+          <w:color w:val="616161"/>
+          <w:sz w:val="21"/>
+          <w:szCs w:val="21"/>
+        </w:rPr>
+        <w:t xml:space="preserve">Phone conference ID: </w:t>
+      </w:r>
+      <w:r>
+        <w:rPr>
+          <w:rStyle w:val="me-email-text"/>
+          <w:rFonts w:ascii="Segoe UI" w:hAnsi="Segoe UI" w:cs="Segoe UI"/>
+          <w:color w:val="242424"/>
+          <w:sz w:val="21"/>
+          <w:szCs w:val="21"/>
+        </w:rPr>
+        <w:t>425 270 707#</w:t>
+      </w:r>
+      <w:r>
+        <w:rPr>
+          <w:rFonts w:ascii="Segoe UI" w:hAnsi="Segoe UI" w:cs="Segoe UI"/>
+          <w:color w:val="242424"/>
+        </w:rPr>
+        <w:t xml:space="preserve"> </w:t>
+      </w:r>
+    </w:p>
+    <w:p>
+      <w:pPr>
+        <w:rPr>
+          <w:rFonts w:ascii="Segoe UI" w:hAnsi="Segoe UI" w:cs="Segoe UI"/>
+          <w:color w:val="242424"/>
+        </w:rPr>
+      </w:pPr>
+      <w:r>
+        <w:rPr>
+          <w:rStyle w:val="me-email-text-secondary"/>
+          <w:rFonts w:ascii="Segoe UI" w:hAnsi="Segoe UI" w:cs="Segoe UI"/>
+          <w:color w:val="616161"/>
+          <w:sz w:val="21"/>
+          <w:szCs w:val="21"/>
+        </w:rPr>
+        <w:t xml:space="preserve">For organizers: </w:t>
+      </w:r>
+      <w:hyperlink r:id="rId23" w:tgtFrame="_blank" w:history="1">
+        <w:r>
+          <w:rPr>
+            <w:rStyle w:val="Hyperlink"/>
+            <w:rFonts w:ascii="Segoe UI" w:hAnsi="Segoe UI" w:cs="Segoe UI"/>
+            <w:color w:val="5B5FC7"/>
+            <w:sz w:val="21"/>
+            <w:szCs w:val="21"/>
+          </w:rPr>
+          <w:t>Meeting options</w:t>
+        </w:r>
+      </w:hyperlink>
+      <w:r>
+        <w:rPr>
+          <w:rFonts w:ascii="Segoe UI" w:hAnsi="Segoe UI" w:cs="Segoe UI"/>
+          <w:color w:val="242424"/>
+        </w:rPr>
+        <w:t xml:space="preserve"> </w:t>
+      </w:r>
+      <w:r>
+        <w:rPr>
+          <w:rFonts w:ascii="Segoe UI" w:hAnsi="Segoe UI" w:cs="Segoe UI"/>
+          <w:color w:val="616161"/>
+        </w:rPr>
+        <w:t>|</w:t>
+      </w:r>
+      <w:r>
+        <w:rPr>
+          <w:rFonts w:ascii="Segoe UI" w:hAnsi="Segoe UI" w:cs="Segoe UI"/>
+          <w:color w:val="242424"/>
+        </w:rPr>
+        <w:t xml:space="preserve"> </w:t>
+      </w:r>
+      <w:hyperlink r:id="rId24" w:tgtFrame="_blank" w:history="1">
+        <w:r>
+          <w:rPr>
+            <w:rStyle w:val="SmartLink"/>
+            <w:rFonts w:ascii="Segoe UI" w:hAnsi="Segoe UI" w:cs="Segoe UI"/>
+            <w:sz w:val="21"/>
+            <w:szCs w:val="21"/>
+          </w:rPr>
+          <w:t>Reset dial-in PIN</w:t>
+        </w:r>
+      </w:hyperlink>
+      <w:r>
+        <w:rPr>
+          <w:rFonts w:ascii="Segoe UI" w:hAnsi="Segoe UI" w:cs="Segoe UI"/>
+          <w:color w:val="242424"/>
+        </w:rPr>
+        <w:t xml:space="preserve"> </w:t>
+      </w:r>
+    </w:p>
+    <w:p>
+      <w:pPr>
+        <w:rPr>
+          <w:rFonts w:ascii="Segoe UI" w:hAnsi="Segoe UI" w:cs="Segoe UI"/>
+          <w:color w:val="616161"/>
+          <w:sz w:val="21"/>
+          <w:szCs w:val="21"/>
+        </w:rPr>
+      </w:pPr>
+      <w:r>
+        <w:rPr>
+          <w:rFonts w:ascii="Segoe UI" w:hAnsi="Segoe UI" w:cs="Segoe UI"/>
+          <w:color w:val="616161"/>
+          <w:sz w:val="21"/>
+          <w:szCs w:val="21"/>
+        </w:rPr>
+        <w:t>Need Help with Teams? Click on the Org Help option in this invite to connect you directly to our Teams at PG&amp;E Training site! "Please reply to this meeting invite if you need an ADA Reasonable Accommodation to attend"</w:t>
+      </w:r>
+    </w:p>
+    <w:p>
+      <w:pPr>
+        <w:rPr>
+          <w:rFonts w:ascii="Segoe UI" w:hAnsi="Segoe UI" w:cs="Segoe UI"/>
+          <w:color w:val="242424"/>
+          <w:sz w:val="24"/>
+          <w:szCs w:val="24"/>
+        </w:rPr>
+      </w:pPr>
+      <w:hyperlink r:id="rId25" w:tgtFrame="_blank" w:history="1">
+        <w:r>
+          <w:rPr>
+            <w:rStyle w:val="Hyperlink"/>
+            <w:rFonts w:cs="Segoe UI"/>
+          </w:rPr>
+          <w:t>Org help</w:t>
+        </w:r>
+      </w:hyperlink>
+      <w:r>
+        <w:rPr>
+          <w:rFonts w:ascii="Segoe UI" w:hAnsi="Segoe UI" w:cs="Segoe UI"/>
+          <w:color w:val="242424"/>
+        </w:rPr>
+        <w:t xml:space="preserve"> </w:t>
+      </w:r>
+    </w:p>
+    <w:p>
+      <w:pPr>
+        <w:spacing w:after="240"/>
+        <w:rPr>
+          <w:rFonts w:ascii="Segoe UI" w:hAnsi="Segoe UI" w:cs="Segoe UI"/>
+          <w:color w:val="242424"/>
+        </w:rPr>
+      </w:pPr>
+      <w:r>
+        <w:rPr>
+          <w:rFonts w:ascii="Segoe UI" w:hAnsi="Segoe UI" w:cs="Segoe UI"/>
+          <w:color w:val="242424"/>
+        </w:rPr>
+        <w:t>________________________________________________________________________________</w:t>
+      </w:r>
+      <w:r>
+        <w:rPr>
+          <w:rFonts w:ascii="Segoe UI" w:hAnsi="Segoe UI" w:cs="Segoe UI"/>
+          <w:color w:val="242424"/>
+        </w:rPr>
+        <w:br/>
+      </w:r>
+      <w:r>
+        <w:rPr>
+          <w:rFonts w:ascii="Segoe UI" w:hAnsi="Segoe UI" w:cs="Segoe UI"/>
+          <w:color w:val="242424"/>
+        </w:rPr>
+        <w:br/>
+      </w:r>
+    </w:p>
+    <w:p/>
+    <w:p>
+      <w:pPr>
+        <w:spacing w:after="240"/>
+      </w:pPr>
+      <w:r>
+        <w:t>MORNING 10:30-11:30 AM (Monday, Tuesday, Wednesday, and Friday)</w:t>
+      </w:r>
+    </w:p>
+    <w:p>
+      <w:pPr>
+        <w:rPr>
+          <w:rFonts w:ascii="Segoe UI" w:hAnsi="Segoe UI" w:cs="Segoe UI"/>
+          <w:color w:val="242424"/>
+          <w:sz w:val="24"/>
+          <w:szCs w:val="24"/>
+        </w:rPr>
+      </w:pPr>
+      <w:r>
+        <w:rPr>
+          <w:rFonts w:ascii="Segoe UI" w:hAnsi="Segoe UI" w:cs="Segoe UI"/>
+          <w:color w:val="242424"/>
+        </w:rPr>
+        <w:t>________________________________________________________________________________</w:t>
+      </w:r>
+    </w:p>
+    <w:p>
+      <w:pPr>
+        <w:rPr>
+          <w:rFonts w:ascii="Segoe UI" w:hAnsi="Segoe UI" w:cs="Segoe UI"/>
+          <w:color w:val="242424"/>
+        </w:rPr>
+      </w:pPr>
+      <w:r>
+        <w:rPr>
+          <w:rStyle w:val="me-email-text"/>
+          <w:rFonts w:ascii="Segoe UI" w:hAnsi="Segoe UI" w:cs="Segoe UI"/>
+          <w:b/>
+          <w:bCs/>
+          <w:color w:val="242424"/>
+          <w:sz w:val="30"/>
+          <w:szCs w:val="30"/>
+        </w:rPr>
+        <w:t>Microsoft Teams meeting</w:t>
+      </w:r>
+      <w:r>
+        <w:rPr>
+          <w:rFonts w:ascii="Segoe UI" w:hAnsi="Segoe UI" w:cs="Segoe UI"/>
+          <w:color w:val="242424"/>
+        </w:rPr>
+        <w:t xml:space="preserve"> </w:t>
+      </w:r>
+    </w:p>
+    <w:p>
+      <w:pPr>
+        <w:rPr>
+          <w:rFonts w:ascii="Segoe UI" w:hAnsi="Segoe UI" w:cs="Segoe UI"/>
+          <w:color w:val="242424"/>
+        </w:rPr>
+      </w:pPr>
+      <w:r>
+        <w:rPr>
+          <w:rStyle w:val="me-email-text"/>
+          <w:rFonts w:ascii="Segoe UI" w:hAnsi="Segoe UI" w:cs="Segoe UI"/>
+          <w:b/>
+          <w:bCs/>
+          <w:color w:val="242424"/>
+          <w:sz w:val="30"/>
+          <w:szCs w:val="30"/>
+        </w:rPr>
+        <w:t xml:space="preserve">Join: </w:t>
+      </w:r>
+      <w:hyperlink r:id="rId26" w:tooltip="Meeting join" w:history="1">
+        <w:r>
+          <w:rPr>
+            <w:rStyle w:val="Hyperlink"/>
+            <w:rFonts w:ascii="Segoe UI" w:hAnsi="Segoe UI" w:cs="Segoe UI"/>
+            <w:color w:val="5B5FC7"/>
+            <w:sz w:val="30"/>
+            <w:szCs w:val="30"/>
+          </w:rPr>
+          <w:t>https://teams.microsoft.com/meet/258618918930560?p=3bKX6QK8D2RcjLR1Wx</w:t>
+        </w:r>
+      </w:hyperlink>
+      <w:r>
+        <w:rPr>
+          <w:rFonts w:ascii="Segoe UI" w:hAnsi="Segoe UI" w:cs="Segoe UI"/>
+          <w:color w:val="242424"/>
+        </w:rPr>
+        <w:t xml:space="preserve"> </w:t>
+      </w:r>
+    </w:p>
+    <w:p>
+      <w:pPr>
+        <w:rPr>
+          <w:rFonts w:ascii="Segoe UI" w:hAnsi="Segoe UI" w:cs="Segoe UI"/>
+          <w:color w:val="242424"/>
+        </w:rPr>
+      </w:pPr>
+      <w:r>
+        <w:rPr>
+          <w:rStyle w:val="me-email-text-secondary"/>
+          <w:rFonts w:ascii="Segoe UI" w:hAnsi="Segoe UI" w:cs="Segoe UI"/>
+          <w:color w:val="616161"/>
+          <w:sz w:val="21"/>
+          <w:szCs w:val="21"/>
+        </w:rPr>
+        <w:t xml:space="preserve">Meeting ID: </w:t>
+      </w:r>
+      <w:r>
+        <w:rPr>
+          <w:rStyle w:val="me-email-text"/>
+          <w:rFonts w:ascii="Segoe UI" w:hAnsi="Segoe UI" w:cs="Segoe UI"/>
+          <w:color w:val="242424"/>
+          <w:sz w:val="21"/>
+          <w:szCs w:val="21"/>
+        </w:rPr>
+        <w:t>258 618 918 930 560</w:t>
+      </w:r>
+      <w:r>
+        <w:rPr>
+          <w:rFonts w:ascii="Segoe UI" w:hAnsi="Segoe UI" w:cs="Segoe UI"/>
+          <w:color w:val="242424"/>
+        </w:rPr>
+        <w:t xml:space="preserve"> </w:t>
+      </w:r>
+    </w:p>
+    <w:p>
+      <w:pPr>
+        <w:rPr>
+          <w:rFonts w:ascii="Segoe UI" w:hAnsi="Segoe UI" w:cs="Segoe UI"/>
+          <w:color w:val="242424"/>
+        </w:rPr>
+      </w:pPr>
+      <w:r>
+        <w:rPr>
+          <w:rStyle w:val="me-email-text-secondary"/>
+          <w:rFonts w:ascii="Segoe UI" w:hAnsi="Segoe UI" w:cs="Segoe UI"/>
+          <w:color w:val="616161"/>
+          <w:sz w:val="21"/>
+          <w:szCs w:val="21"/>
+        </w:rPr>
+        <w:t xml:space="preserve">Passcode: </w:t>
+      </w:r>
+      <w:r>
+        <w:rPr>
+          <w:rStyle w:val="me-email-text"/>
+          <w:rFonts w:ascii="Segoe UI" w:hAnsi="Segoe UI" w:cs="Segoe UI"/>
+          <w:color w:val="242424"/>
+          <w:sz w:val="21"/>
+          <w:szCs w:val="21"/>
+        </w:rPr>
+        <w:t>3bJ2ZJ3Q</w:t>
+      </w:r>
+      <w:r>
+        <w:rPr>
+          <w:rFonts w:ascii="Segoe UI" w:hAnsi="Segoe UI" w:cs="Segoe UI"/>
+          <w:color w:val="242424"/>
+        </w:rPr>
+        <w:t xml:space="preserve"> </w:t>
+      </w:r>
+    </w:p>
+    <w:p>
+      <w:pPr>
+        <w:jc w:val="center"/>
+        <w:rPr>
+          <w:rFonts w:ascii="Segoe UI" w:eastAsia="Times New Roman" w:hAnsi="Segoe UI" w:cs="Segoe UI"/>
+          <w:color w:val="242424"/>
+        </w:rPr>
+      </w:pPr>
+      <w:r>
+        <w:rPr>
+          <w:rFonts w:ascii="Segoe UI" w:eastAsia="Times New Roman" w:hAnsi="Segoe UI" w:cs="Segoe UI"/>
+          <w:color w:val="242424"/>
+        </w:rPr>
+        <w:pict w14:anchorId="2A303B48">
+          <v:rect id="_x0000_i1041" style="width:468pt;height:.5pt" o:hralign="center" o:hrstd="t" o:hr="t" fillcolor="#a0a0a0" stroked="f"/>
+        </w:pict>
+      </w:r>
+    </w:p>
+    <w:p>
+      <w:pPr>
+        <w:rPr>
+          <w:rFonts w:ascii="Segoe UI" w:hAnsi="Segoe UI" w:cs="Segoe UI"/>
+          <w:color w:val="242424"/>
+        </w:rPr>
+      </w:pPr>
+      <w:hyperlink r:id="rId27" w:history="1">
+        <w:r>
+          <w:rPr>
+            <w:rStyle w:val="Hyperlink"/>
+            <w:rFonts w:ascii="Segoe UI" w:hAnsi="Segoe UI" w:cs="Segoe UI"/>
+            <w:color w:val="5B5FC7"/>
+            <w:sz w:val="21"/>
+            <w:szCs w:val="21"/>
+          </w:rPr>
+          <w:t>Need help?</w:t>
+        </w:r>
+      </w:hyperlink>
+      <w:r>
+        <w:rPr>
+          <w:rFonts w:ascii="Segoe UI" w:hAnsi="Segoe UI" w:cs="Segoe UI"/>
+          <w:color w:val="242424"/>
+        </w:rPr>
+        <w:t xml:space="preserve"> </w:t>
+      </w:r>
+      <w:r>
+        <w:rPr>
+          <w:rFonts w:ascii="Segoe UI" w:hAnsi="Segoe UI" w:cs="Segoe UI"/>
+          <w:color w:val="616161"/>
+        </w:rPr>
+        <w:t>|</w:t>
+      </w:r>
+      <w:r>
+        <w:rPr>
+          <w:rFonts w:ascii="Segoe UI" w:hAnsi="Segoe UI" w:cs="Segoe UI"/>
+          <w:color w:val="242424"/>
+        </w:rPr>
+        <w:t xml:space="preserve"> </w:t>
+      </w:r>
+      <w:hyperlink r:id="rId28" w:history="1">
+        <w:r>
+          <w:rPr>
+            <w:rStyle w:val="Hyperlink"/>
+            <w:rFonts w:ascii="Segoe UI" w:hAnsi="Segoe UI" w:cs="Segoe UI"/>
+            <w:color w:val="5B5FC7"/>
+            <w:sz w:val="21"/>
+            <w:szCs w:val="21"/>
+          </w:rPr>
+          <w:t>System reference</w:t>
+        </w:r>
+      </w:hyperlink>
+      <w:r>
+        <w:rPr>
+          <w:rFonts w:ascii="Segoe UI" w:hAnsi="Segoe UI" w:cs="Segoe UI"/>
+          <w:color w:val="242424"/>
+        </w:rPr>
+        <w:t xml:space="preserve"> </w:t>
+      </w:r>
+    </w:p>
+    <w:p>
+      <w:pPr>
+        <w:rPr>
+          <w:rFonts w:ascii="Segoe UI" w:hAnsi="Segoe UI" w:cs="Segoe UI"/>
+          <w:color w:val="242424"/>
+        </w:rPr>
+      </w:pPr>
+      <w:r>
+        <w:rPr>
+          <w:rStyle w:val="me-email-text"/>
+          <w:rFonts w:ascii="Segoe UI" w:hAnsi="Segoe UI" w:cs="Segoe UI"/>
+          <w:b/>
+          <w:bCs/>
+          <w:color w:val="242424"/>
+        </w:rPr>
+        <w:t>Dial in by phone</w:t>
+      </w:r>
+      <w:r>
+        <w:rPr>
+          <w:rFonts w:ascii="Segoe UI" w:hAnsi="Segoe UI" w:cs="Segoe UI"/>
+          <w:color w:val="242424"/>
+        </w:rPr>
+        <w:t xml:space="preserve"> </w:t>
+      </w:r>
+    </w:p>
+    <w:p>
+      <w:pPr>
+        <w:rPr>
+          <w:rFonts w:ascii="Segoe UI" w:hAnsi="Segoe UI" w:cs="Segoe UI"/>
+          <w:color w:val="242424"/>
+        </w:rPr>
+      </w:pPr>
+      <w:hyperlink r:id="rId29" w:history="1">
+        <w:r>
+          <w:rPr>
+            <w:rStyle w:val="Hyperlink"/>
+            <w:rFonts w:ascii="Segoe UI" w:hAnsi="Segoe UI" w:cs="Segoe UI"/>
+            <w:color w:val="5B5FC7"/>
+            <w:sz w:val="21"/>
+            <w:szCs w:val="21"/>
+          </w:rPr>
+          <w:t>+1 415-906-</w:t>
+        </w:r>
+        <w:proofErr w:type="gramStart"/>
+        <w:r>
+          <w:rPr>
+            <w:rStyle w:val="Hyperlink"/>
+            <w:rFonts w:ascii="Segoe UI" w:hAnsi="Segoe UI" w:cs="Segoe UI"/>
+            <w:color w:val="5B5FC7"/>
+            <w:sz w:val="21"/>
+            <w:szCs w:val="21"/>
+          </w:rPr>
+          <w:t>0873,,</w:t>
+        </w:r>
+        <w:proofErr w:type="gramEnd"/>
+        <w:r>
+          <w:rPr>
+            <w:rStyle w:val="Hyperlink"/>
+            <w:rFonts w:ascii="Segoe UI" w:hAnsi="Segoe UI" w:cs="Segoe UI"/>
+            <w:color w:val="5B5FC7"/>
+            <w:sz w:val="21"/>
+            <w:szCs w:val="21"/>
+          </w:rPr>
+          <w:t>748003855#</w:t>
+        </w:r>
+      </w:hyperlink>
+      <w:r>
+        <w:rPr>
+          <w:rFonts w:ascii="Segoe UI" w:hAnsi="Segoe UI" w:cs="Segoe UI"/>
+          <w:color w:val="242424"/>
+        </w:rPr>
+        <w:t xml:space="preserve"> </w:t>
+      </w:r>
+      <w:r>
+        <w:rPr>
+          <w:rStyle w:val="me-email-text"/>
+          <w:rFonts w:ascii="Segoe UI" w:hAnsi="Segoe UI" w:cs="Segoe UI"/>
+          <w:color w:val="616161"/>
+          <w:sz w:val="21"/>
+          <w:szCs w:val="21"/>
+        </w:rPr>
+        <w:t>United States, San Francisco</w:t>
+      </w:r>
+      <w:r>
+        <w:rPr>
+          <w:rFonts w:ascii="Segoe UI" w:hAnsi="Segoe UI" w:cs="Segoe UI"/>
+          <w:color w:val="242424"/>
+        </w:rPr>
+        <w:t xml:space="preserve"> </w:t>
+      </w:r>
+    </w:p>
+    <w:p>
+      <w:pPr>
+        <w:rPr>
+          <w:rFonts w:ascii="Segoe UI" w:hAnsi="Segoe UI" w:cs="Segoe UI"/>
+          <w:color w:val="242424"/>
+        </w:rPr>
+      </w:pPr>
+      <w:hyperlink r:id="rId30" w:history="1">
+        <w:r>
+          <w:rPr>
+            <w:rStyle w:val="SmartLink"/>
+            <w:rFonts w:ascii="Segoe UI" w:hAnsi="Segoe UI" w:cs="Segoe UI"/>
+            <w:sz w:val="21"/>
+            <w:szCs w:val="21"/>
+          </w:rPr>
+          <w:t>Find a local number</w:t>
+        </w:r>
+      </w:hyperlink>
+      <w:r>
+        <w:rPr>
+          <w:rFonts w:ascii="Segoe UI" w:hAnsi="Segoe UI" w:cs="Segoe UI"/>
+          <w:color w:val="242424"/>
+        </w:rPr>
+        <w:t xml:space="preserve"> </w:t>
+      </w:r>
+    </w:p>
+    <w:p>
+      <w:pPr>
+        <w:rPr>
+          <w:rFonts w:ascii="Segoe UI" w:hAnsi="Segoe UI" w:cs="Segoe UI"/>
+          <w:color w:val="242424"/>
+        </w:rPr>
+      </w:pPr>
+      <w:r>
+        <w:rPr>
+          <w:rStyle w:val="me-email-text-secondary"/>
+          <w:rFonts w:ascii="Segoe UI" w:hAnsi="Segoe UI" w:cs="Segoe UI"/>
+          <w:color w:val="616161"/>
+          <w:sz w:val="21"/>
+          <w:szCs w:val="21"/>
+        </w:rPr>
+        <w:t xml:space="preserve">Phone conference ID: </w:t>
+      </w:r>
+      <w:r>
+        <w:rPr>
+          <w:rStyle w:val="me-email-text"/>
+          <w:rFonts w:ascii="Segoe UI" w:hAnsi="Segoe UI" w:cs="Segoe UI"/>
+          <w:color w:val="242424"/>
+          <w:sz w:val="21"/>
+          <w:szCs w:val="21"/>
+        </w:rPr>
+        <w:t>748 003 855#</w:t>
+      </w:r>
+      <w:r>
+        <w:rPr>
+          <w:rFonts w:ascii="Segoe UI" w:hAnsi="Segoe UI" w:cs="Segoe UI"/>
+          <w:color w:val="242424"/>
+        </w:rPr>
+        <w:t xml:space="preserve"> </w:t>
+      </w:r>
+    </w:p>
+    <w:p>
+      <w:pPr>
+        <w:rPr>
+          <w:rFonts w:ascii="Segoe UI" w:hAnsi="Segoe UI" w:cs="Segoe UI"/>
+          <w:color w:val="242424"/>
+        </w:rPr>
+      </w:pPr>
+      <w:r>
+        <w:rPr>
+          <w:rStyle w:val="me-email-text-secondary"/>
+          <w:rFonts w:ascii="Segoe UI" w:hAnsi="Segoe UI" w:cs="Segoe UI"/>
+          <w:color w:val="616161"/>
+          <w:sz w:val="21"/>
+          <w:szCs w:val="21"/>
+        </w:rPr>
+        <w:t xml:space="preserve">For organizers: </w:t>
+      </w:r>
+      <w:hyperlink r:id="rId31" w:tgtFrame="_blank" w:history="1">
+        <w:r>
+          <w:rPr>
+            <w:rStyle w:val="Hyperlink"/>
+            <w:rFonts w:ascii="Segoe UI" w:hAnsi="Segoe UI" w:cs="Segoe UI"/>
+            <w:color w:val="5B5FC7"/>
+            <w:sz w:val="21"/>
+            <w:szCs w:val="21"/>
+          </w:rPr>
+          <w:t>Meeting options</w:t>
+        </w:r>
+      </w:hyperlink>
+      <w:r>
+        <w:rPr>
+          <w:rFonts w:ascii="Segoe UI" w:hAnsi="Segoe UI" w:cs="Segoe UI"/>
+          <w:color w:val="242424"/>
+        </w:rPr>
+        <w:t xml:space="preserve"> </w:t>
+      </w:r>
+      <w:r>
+        <w:rPr>
+          <w:rFonts w:ascii="Segoe UI" w:hAnsi="Segoe UI" w:cs="Segoe UI"/>
+          <w:color w:val="616161"/>
+        </w:rPr>
+        <w:t>|</w:t>
+      </w:r>
+      <w:r>
+        <w:rPr>
+          <w:rFonts w:ascii="Segoe UI" w:hAnsi="Segoe UI" w:cs="Segoe UI"/>
+          <w:color w:val="242424"/>
+        </w:rPr>
+        <w:t xml:space="preserve"> </w:t>
+      </w:r>
+      <w:hyperlink r:id="rId32" w:tgtFrame="_blank" w:history="1">
+        <w:r>
+          <w:rPr>
+            <w:rStyle w:val="SmartLink"/>
+            <w:rFonts w:ascii="Segoe UI" w:hAnsi="Segoe UI" w:cs="Segoe UI"/>
+            <w:sz w:val="21"/>
+            <w:szCs w:val="21"/>
+          </w:rPr>
+          <w:t>Reset dial-in PIN</w:t>
+        </w:r>
+      </w:hyperlink>
+      <w:r>
+        <w:rPr>
+          <w:rFonts w:ascii="Segoe UI" w:hAnsi="Segoe UI" w:cs="Segoe UI"/>
+          <w:color w:val="242424"/>
+        </w:rPr>
+        <w:t xml:space="preserve"> </w:t>
+      </w:r>
+    </w:p>
+    <w:p>
+      <w:pPr>
+        <w:rPr>
+          <w:rFonts w:ascii="Segoe UI" w:hAnsi="Segoe UI" w:cs="Segoe UI"/>
+          <w:color w:val="616161"/>
+          <w:sz w:val="21"/>
+          <w:szCs w:val="21"/>
+        </w:rPr>
+      </w:pPr>
+      <w:r>
+        <w:rPr>
+          <w:rFonts w:ascii="Segoe UI" w:hAnsi="Segoe UI" w:cs="Segoe UI"/>
+          <w:color w:val="616161"/>
+          <w:sz w:val="21"/>
+          <w:szCs w:val="21"/>
+        </w:rPr>
+        <w:t>Need Help with Teams? Click on the Org Help option in this invite to connect you directly to our Teams at PG&amp;E Training site! "Please reply to this meeting invite if you need an ADA Reasonable Accommodation to attend"</w:t>
+      </w:r>
+    </w:p>
+    <w:p>
+      <w:pPr>
+        <w:rPr>
+          <w:rFonts w:ascii="Segoe UI" w:hAnsi="Segoe UI" w:cs="Segoe UI"/>
+          <w:color w:val="242424"/>
+          <w:sz w:val="24"/>
+          <w:szCs w:val="24"/>
+        </w:rPr>
+      </w:pPr>
+      <w:hyperlink r:id="rId33" w:tgtFrame="_blank" w:history="1">
+        <w:r>
+          <w:rPr>
+            <w:rStyle w:val="Hyperlink"/>
+            <w:rFonts w:cs="Segoe UI"/>
+          </w:rPr>
+          <w:t>Org help</w:t>
+        </w:r>
+      </w:hyperlink>
+      <w:r>
+        <w:rPr>
+          <w:rFonts w:ascii="Segoe UI" w:hAnsi="Segoe UI" w:cs="Segoe UI"/>
+          <w:color w:val="242424"/>
+        </w:rPr>
+        <w:t xml:space="preserve"> </w:t>
+      </w:r>
+    </w:p>
+    <w:p>
+      <w:pPr>
+        <w:rPr>
+          <w:rFonts w:ascii="Segoe UI" w:hAnsi="Segoe UI" w:cs="Segoe UI"/>
+          <w:color w:val="242424"/>
+        </w:rPr>
+      </w:pPr>
+      <w:r>
+        <w:rPr>
+          <w:rFonts w:ascii="Segoe UI" w:hAnsi="Segoe UI" w:cs="Segoe UI"/>
+          <w:color w:val="242424"/>
+        </w:rPr>
+        <w:t>________________________________________________________________________________</w:t>
+      </w:r>
+    </w:p>
+    <w:p/>
+    <w:p/>
+    <w:p/>
+    <w:p/>
+    <w:p/>
+    <w:tbl>
+      <w:tblPr>
+        <w:tblW w:w="5490" w:type="dxa"/>
+        <w:tblCellMar>
+          <w:left w:w="0" w:type="dxa"/>
+          <w:right w:w="0" w:type="dxa"/>
+        </w:tblCellMar>
+        <w:tblLook w:val="04A0" w:firstRow="1" w:lastRow="0" w:firstColumn="1" w:lastColumn="0" w:noHBand="0" w:noVBand="1"/>
+      </w:tblPr>
+      <w:tblGrid>
+        <w:gridCol w:w="5490"/>
+      </w:tblGrid>
+      <w:tr>
+        <w:tc>
+          <w:tcPr>
+            <w:tcW w:w="5490" w:type="dxa"/>
+            <w:tcBorders>
+              <w:top w:val="nil"/>
+              <w:left w:val="nil"/>
+              <w:bottom w:val="single" w:sz="8" w:space="0" w:color="ED7D31"/>
+              <w:right w:val="nil"/>
+            </w:tcBorders>
+            <w:tcMar>
+              <w:top w:w="0" w:type="dxa"/>
+              <w:left w:w="108" w:type="dxa"/>
+              <w:bottom w:w="0" w:type="dxa"/>
+              <w:right w:w="108" w:type="dxa"/>
+            </w:tcMar>
+            <w:hideMark/>
+          </w:tcPr>
+          <w:p>
+            <w:pPr>
+              <w:spacing w:after="20"/>
+              <w:rPr>
+                <w:rFonts w:ascii="Verdana" w:hAnsi="Verdana"/>
+                <w:color w:val="4472C4"/>
+                <w:sz w:val="18"/>
+                <w:szCs w:val="18"/>
+              </w:rPr>
+            </w:pPr>
+            <w:r>
+              <w:rPr>
+                <w:rFonts w:ascii="Verdana" w:hAnsi="Verdana"/>
+                <w:color w:val="0070C0"/>
+                <w:sz w:val="18"/>
+                <w:szCs w:val="18"/>
+              </w:rPr>
+              <w:t>Megan Merritt</w:t>
+            </w:r>
+          </w:p>
+          <w:p>
+            <w:pPr>
+              <w:spacing w:after="20"/>
+              <w:rPr>
+                <w:rFonts w:ascii="Verdana" w:hAnsi="Verdana"/>
+                <w:color w:val="0070C0"/>
+                <w:sz w:val="18"/>
+                <w:szCs w:val="18"/>
+              </w:rPr>
+            </w:pPr>
+            <w:r>
+              <w:rPr>
+                <w:rFonts w:ascii="Verdana" w:hAnsi="Verdana"/>
+                <w:color w:val="0070C0"/>
+                <w:sz w:val="18"/>
+                <w:szCs w:val="18"/>
+              </w:rPr>
+              <w:t>Manager, Network Protection Services</w:t>
+            </w:r>
+          </w:p>
+          <w:p>
+            <w:pPr>
+              <w:spacing w:after="20"/>
+              <w:rPr>
+                <w:rFonts w:ascii="Verdana" w:hAnsi="Verdana"/>
+                <w:color w:val="0070C0"/>
+                <w:sz w:val="18"/>
+                <w:szCs w:val="18"/>
+              </w:rPr>
+            </w:pPr>
+            <w:r>
+              <w:rPr>
+                <w:rFonts w:ascii="Verdana" w:hAnsi="Verdana"/>
+                <w:color w:val="0070C0"/>
+                <w:sz w:val="18"/>
+                <w:szCs w:val="18"/>
+              </w:rPr>
+              <w:t>Cybersecurity Architecture, Engineering &amp; Operations</w:t>
+            </w:r>
+          </w:p>
+          <w:p>
+            <w:pPr>
+              <w:spacing w:after="20"/>
+              <w:rPr>
+                <w:rFonts w:ascii="Verdana" w:hAnsi="Verdana"/>
+                <w:color w:val="0070C0"/>
+                <w:sz w:val="18"/>
+                <w:szCs w:val="18"/>
+              </w:rPr>
+            </w:pPr>
+            <w:r>
+              <w:rPr>
+                <w:rFonts w:ascii="Verdana" w:hAnsi="Verdana"/>
+                <w:color w:val="0070C0"/>
+                <w:sz w:val="18"/>
+                <w:szCs w:val="18"/>
+              </w:rPr>
+              <w:t xml:space="preserve">Pacific Gas and Electric Company  </w:t>
+            </w:r>
+          </w:p>
+          <w:p>
+            <w:pPr>
+              <w:spacing w:after="20"/>
+              <w:rPr>
+                <w:rFonts w:ascii="Verdana" w:hAnsi="Verdana"/>
+                <w:color w:val="0070C0"/>
+                <w:sz w:val="18"/>
+                <w:szCs w:val="18"/>
+              </w:rPr>
+            </w:pPr>
+            <w:hyperlink r:id="rId34" w:history="1">
+              <w:r>
+                <w:rPr>
+                  <w:rStyle w:val="Hyperlink"/>
+                  <w:rFonts w:ascii="Verdana" w:hAnsi="Verdana"/>
+                  <w:color w:val="0563C1"/>
+                  <w:sz w:val="18"/>
+                  <w:szCs w:val="18"/>
+                </w:rPr>
+                <w:t>Megan.Merritt@pge.com</w:t>
+              </w:r>
+            </w:hyperlink>
+          </w:p>
+          <w:p>
+            <w:pPr>
+              <w:spacing w:after="20"/>
+              <w:rPr>
+                <w:rFonts w:ascii="Verdana" w:hAnsi="Verdana"/>
+                <w:color w:val="0070C0"/>
+                <w:sz w:val="18"/>
+                <w:szCs w:val="18"/>
+              </w:rPr>
+            </w:pPr>
+            <w:r>
+              <w:rPr>
+                <w:rFonts w:ascii="Verdana" w:hAnsi="Verdana"/>
+                <w:color w:val="0070C0"/>
+                <w:sz w:val="18"/>
+                <w:szCs w:val="18"/>
+              </w:rPr>
+              <w:t xml:space="preserve">Desk: +1 916.386.5104 </w:t>
+            </w:r>
+            <w:r>
+              <w:rPr>
+                <w:rFonts w:ascii="Verdana" w:hAnsi="Verdana"/>
+                <w:color w:val="ED7D31"/>
+                <w:sz w:val="18"/>
+                <w:szCs w:val="18"/>
+              </w:rPr>
+              <w:t>│</w:t>
+            </w:r>
+            <w:r>
+              <w:rPr>
+                <w:rFonts w:ascii="Verdana" w:hAnsi="Verdana"/>
+                <w:color w:val="4472C4"/>
+                <w:sz w:val="18"/>
+                <w:szCs w:val="18"/>
+              </w:rPr>
+              <w:t xml:space="preserve"> </w:t>
+            </w:r>
+            <w:r>
+              <w:rPr>
+                <w:rFonts w:ascii="Verdana" w:hAnsi="Verdana"/>
+                <w:color w:val="0070C0"/>
+                <w:sz w:val="18"/>
+                <w:szCs w:val="18"/>
+              </w:rPr>
+              <w:t>Mobile: +1 916.317.5597</w:t>
+            </w:r>
+          </w:p>
+        </w:tc>
+      </w:tr>
+      <w:tr>
+        <w:tc>
+          <w:tcPr>
+            <w:tcW w:w="5490" w:type="dxa"/>
+            <w:tcMar>
+              <w:top w:w="0" w:type="dxa"/>
+              <w:left w:w="108" w:type="dxa"/>
+              <w:bottom w:w="0" w:type="dxa"/>
+              <w:right w:w="108" w:type="dxa"/>
+            </w:tcMar>
+            <w:hideMark/>
+          </w:tcPr>
+          <w:p>
+            <w:pPr>
+              <w:rPr>
+                <w:rFonts w:ascii="Verdana" w:hAnsi="Verdana"/>
+                <w:color w:val="0070C0"/>
+                <w:sz w:val="18"/>
+                <w:szCs w:val="18"/>
+              </w:rPr>
+            </w:pPr>
+            <w:r>
+              <w:rPr>
+                <w:rFonts w:ascii="Verdana" w:hAnsi="Verdana"/>
+                <w:color w:val="0070C0"/>
+                <w:sz w:val="16"/>
+                <w:szCs w:val="16"/>
+              </w:rPr>
+              <w:t xml:space="preserve">Type </w:t>
+            </w:r>
+            <w:hyperlink r:id="rId35" w:history="1">
+              <w:r>
+                <w:rPr>
+                  <w:rStyle w:val="Hyperlink"/>
+                  <w:rFonts w:ascii="Verdana" w:hAnsi="Verdana"/>
+                  <w:i/>
+                  <w:iCs/>
+                  <w:color w:val="0000FF"/>
+                  <w:sz w:val="20"/>
+                  <w:szCs w:val="20"/>
+                </w:rPr>
+                <w:t>security/</w:t>
+              </w:r>
+            </w:hyperlink>
+            <w:r>
+              <w:rPr>
+                <w:rFonts w:ascii="Verdana" w:hAnsi="Verdana"/>
+                <w:i/>
+                <w:iCs/>
+                <w:color w:val="0070C0"/>
+                <w:sz w:val="18"/>
+                <w:szCs w:val="18"/>
+              </w:rPr>
+              <w:t xml:space="preserve"> </w:t>
+            </w:r>
+            <w:r>
+              <w:rPr>
+                <w:rFonts w:ascii="Verdana" w:hAnsi="Verdana"/>
+                <w:color w:val="0070C0"/>
+                <w:sz w:val="16"/>
+                <w:szCs w:val="16"/>
+              </w:rPr>
+              <w:t>in your web browser for our intranet site to find the Security Service Catalog, Standards and more.</w:t>
+            </w:r>
+          </w:p>
+        </w:tc>
+      </w:tr>
+    </w:tbl>
+    <w:p>
+      <w:pPr>
+        <w:rPr>
+          <w:rFonts w:ascii="Verdana" w:hAnsi="Verdana"/>
+        </w:rPr>
+      </w:pPr>
+    </w:p>
+    <w:p>
+      <w:pPr>
+        <w:rPr>
+          <w:rFonts w:ascii="Verdana" w:hAnsi="Verdana"/>
+          <w:b/>
+          <w:bCs/>
+          <w:color w:val="0070C0"/>
+          <w:sz w:val="20"/>
+          <w:szCs w:val="20"/>
+        </w:rPr>
+      </w:pPr>
+      <w:r>
+        <w:rPr>
+          <w:rFonts w:ascii="Verdana" w:hAnsi="Verdana"/>
+          <w:b/>
+          <w:bCs/>
+          <w:color w:val="0070C0"/>
+          <w:sz w:val="20"/>
+          <w:szCs w:val="20"/>
+        </w:rPr>
+        <w:t xml:space="preserve">NPS Front Door - </w:t>
+      </w:r>
+      <w:hyperlink r:id="rId36" w:history="1">
+        <w:r>
+          <w:rPr>
+            <w:rStyle w:val="Hyperlink"/>
+            <w:rFonts w:ascii="Verdana" w:hAnsi="Verdana"/>
+            <w:color w:val="000000"/>
+            <w:sz w:val="20"/>
+            <w:szCs w:val="20"/>
+          </w:rPr>
+          <w:t>Network Protection Services Request Form (pge.com)</w:t>
+        </w:r>
+      </w:hyperlink>
+    </w:p>
+    <w:p/>
     <w:p/>
     <w:sectPr>
-      <w:footerReference w:type="even" r:id="rId18"/>
-      <w:footerReference w:type="default" r:id="rId19"/>
-      <w:footerReference w:type="first" r:id="rId20"/>
+      <w:footerReference w:type="even" r:id="rId37"/>
+      <w:footerReference w:type="default" r:id="rId38"/>
+      <w:footerReference w:type="first" r:id="rId39"/>
       <w:pgSz w:w="12240" w:h="15840"/>
       <w:pgMar w:top="1440" w:right="1440" w:bottom="1440" w:left="1440" w:header="720" w:footer="720" w:gutter="0"/>
       <w:cols w:space="720"/>
@@ -3241,6 +4826,28 @@
       <w14:ligatures w14:val="none"/>
     </w:rPr>
   </w:style>
+  <w:style w:type="character" w:styleId="Hyperlink">
+    <w:name w:val="Hyperlink"/>
+    <w:basedOn w:val="DefaultParagraphFont"/>
+    <w:uiPriority w:val="99"/>
+    <w:semiHidden/>
+    <w:unhideWhenUsed/>
+    <w:rsid w:val="001F7586"/>
+    <w:rPr>
+      <w:color w:val="467886"/>
+      <w:u w:val="single"/>
+    </w:rPr>
+  </w:style>
+  <w:style w:type="character" w:customStyle="1" w:styleId="me-email-text">
+    <w:name w:val="me-email-text"/>
+    <w:basedOn w:val="DefaultParagraphFont"/>
+    <w:rsid w:val="001F7586"/>
+  </w:style>
+  <w:style w:type="character" w:customStyle="1" w:styleId="me-email-text-secondary">
+    <w:name w:val="me-email-text-secondary"/>
+    <w:basedOn w:val="DefaultParagraphFont"/>
+    <w:rsid w:val="001F7586"/>
+  </w:style>
 </w:styles>
 </file>
 
